--- a/units/u32/Maths_S3_YearB_Unit32_SOLO_Full_Program.docx
+++ b/units/u32/Maths_S3_YearB_Unit32_SOLO_Full_Program.docx
@@ -2861,6 +2861,20 @@
               <w:t xml:space="preserve">MA3-2DS-01</w:t>
             </w:r>
           </w:p>
+          <w:p>
+            <w:pPr>
+              <w:spacing w:before="20" w:after="0"/>
+            </w:pPr>
+            <w:r>
+              <w:rPr>
+                <w:color w:val="444444"/>
+                <w:sz w:val="13"/>
+                <w:szCs w:val="13"/>
+                <w:rFonts w:ascii="Arial" w:cs="Arial" w:eastAsia="Arial" w:hAnsi="Arial"/>
+              </w:rPr>
+              <w:t xml:space="preserve">Year A</w:t>
+            </w:r>
+          </w:p>
         </w:tc>
         <w:tc>
           <w:tcPr>
@@ -3091,6 +3105,20 @@
               <w:t xml:space="preserve">MA3-2DS-01</w:t>
             </w:r>
           </w:p>
+          <w:p>
+            <w:pPr>
+              <w:spacing w:before="20" w:after="0"/>
+            </w:pPr>
+            <w:r>
+              <w:rPr>
+                <w:color w:val="444444"/>
+                <w:sz w:val="13"/>
+                <w:szCs w:val="13"/>
+                <w:rFonts w:ascii="Arial" w:cs="Arial" w:eastAsia="Arial" w:hAnsi="Arial"/>
+              </w:rPr>
+              <w:t xml:space="preserve">Year A</w:t>
+            </w:r>
+          </w:p>
         </w:tc>
         <w:tc>
           <w:tcPr>
@@ -3321,6 +3349,20 @@
               <w:t xml:space="preserve">MA3-2DS-01</w:t>
             </w:r>
           </w:p>
+          <w:p>
+            <w:pPr>
+              <w:spacing w:before="20" w:after="0"/>
+            </w:pPr>
+            <w:r>
+              <w:rPr>
+                <w:color w:val="444444"/>
+                <w:sz w:val="13"/>
+                <w:szCs w:val="13"/>
+                <w:rFonts w:ascii="Arial" w:cs="Arial" w:eastAsia="Arial" w:hAnsi="Arial"/>
+              </w:rPr>
+              <w:t xml:space="preserve">Year B</w:t>
+            </w:r>
+          </w:p>
         </w:tc>
         <w:tc>
           <w:tcPr>
@@ -3550,6 +3592,20 @@
               <w:t xml:space="preserve">MA3-MR-01</w:t>
             </w:r>
           </w:p>
+          <w:p>
+            <w:pPr>
+              <w:spacing w:before="20" w:after="0"/>
+            </w:pPr>
+            <w:r>
+              <w:rPr>
+                <w:color w:val="444444"/>
+                <w:sz w:val="13"/>
+                <w:szCs w:val="13"/>
+                <w:rFonts w:ascii="Arial" w:cs="Arial" w:eastAsia="Arial" w:hAnsi="Arial"/>
+              </w:rPr>
+              <w:t xml:space="preserve">Year A</w:t>
+            </w:r>
+          </w:p>
         </w:tc>
         <w:tc>
           <w:tcPr>
@@ -3779,6 +3835,20 @@
               <w:t xml:space="preserve">MA3-2DS-01</w:t>
             </w:r>
           </w:p>
+          <w:p>
+            <w:pPr>
+              <w:spacing w:before="20" w:after="0"/>
+            </w:pPr>
+            <w:r>
+              <w:rPr>
+                <w:color w:val="444444"/>
+                <w:sz w:val="13"/>
+                <w:szCs w:val="13"/>
+                <w:rFonts w:ascii="Arial" w:cs="Arial" w:eastAsia="Arial" w:hAnsi="Arial"/>
+              </w:rPr>
+              <w:t xml:space="preserve">Year B</w:t>
+            </w:r>
+          </w:p>
         </w:tc>
         <w:tc>
           <w:tcPr>
@@ -4008,6 +4078,20 @@
               <w:t xml:space="preserve">MA3-2DS-02 / MA3-2DS-03</w:t>
             </w:r>
           </w:p>
+          <w:p>
+            <w:pPr>
+              <w:spacing w:before="20" w:after="0"/>
+            </w:pPr>
+            <w:r>
+              <w:rPr>
+                <w:color w:val="444444"/>
+                <w:sz w:val="13"/>
+                <w:szCs w:val="13"/>
+                <w:rFonts w:ascii="Arial" w:cs="Arial" w:eastAsia="Arial" w:hAnsi="Arial"/>
+              </w:rPr>
+              <w:t xml:space="preserve">Year B</w:t>
+            </w:r>
+          </w:p>
         </w:tc>
         <w:tc>
           <w:tcPr>
@@ -4237,6 +4321,20 @@
               <w:t xml:space="preserve">MA3-2DS-03</w:t>
             </w:r>
           </w:p>
+          <w:p>
+            <w:pPr>
+              <w:spacing w:before="20" w:after="0"/>
+            </w:pPr>
+            <w:r>
+              <w:rPr>
+                <w:color w:val="444444"/>
+                <w:sz w:val="13"/>
+                <w:szCs w:val="13"/>
+                <w:rFonts w:ascii="Arial" w:cs="Arial" w:eastAsia="Arial" w:hAnsi="Arial"/>
+              </w:rPr>
+              <w:t xml:space="preserve">Year B</w:t>
+            </w:r>
+          </w:p>
         </w:tc>
         <w:tc>
           <w:tcPr>
@@ -4467,6 +4565,20 @@
               <w:t xml:space="preserve">MA3-2DS-03</w:t>
             </w:r>
           </w:p>
+          <w:p>
+            <w:pPr>
+              <w:spacing w:before="20" w:after="0"/>
+            </w:pPr>
+            <w:r>
+              <w:rPr>
+                <w:color w:val="444444"/>
+                <w:sz w:val="13"/>
+                <w:szCs w:val="13"/>
+                <w:rFonts w:ascii="Arial" w:cs="Arial" w:eastAsia="Arial" w:hAnsi="Arial"/>
+              </w:rPr>
+              <w:t xml:space="preserve">Year B</w:t>
+            </w:r>
+          </w:p>
         </w:tc>
         <w:tc>
           <w:tcPr>
@@ -4697,6 +4809,20 @@
               <w:t xml:space="preserve">MA3-2DS-03</w:t>
             </w:r>
           </w:p>
+          <w:p>
+            <w:pPr>
+              <w:spacing w:before="20" w:after="0"/>
+            </w:pPr>
+            <w:r>
+              <w:rPr>
+                <w:color w:val="444444"/>
+                <w:sz w:val="13"/>
+                <w:szCs w:val="13"/>
+                <w:rFonts w:ascii="Arial" w:cs="Arial" w:eastAsia="Arial" w:hAnsi="Arial"/>
+              </w:rPr>
+              <w:t xml:space="preserve">Year B</w:t>
+            </w:r>
+          </w:p>
         </w:tc>
         <w:tc>
           <w:tcPr>
@@ -4927,6 +5053,20 @@
               <w:t xml:space="preserve">MA4-ARE-C-01</w:t>
             </w:r>
           </w:p>
+          <w:p>
+            <w:pPr>
+              <w:spacing w:before="20" w:after="0"/>
+            </w:pPr>
+            <w:r>
+              <w:rPr>
+                <w:color w:val="444444"/>
+                <w:sz w:val="13"/>
+                <w:szCs w:val="13"/>
+                <w:rFonts w:ascii="Arial" w:cs="Arial" w:eastAsia="Arial" w:hAnsi="Arial"/>
+              </w:rPr>
+              <w:t xml:space="preserve">Stage 4 (group A)</w:t>
+            </w:r>
+          </w:p>
         </w:tc>
         <w:tc>
           <w:tcPr>
@@ -5156,6 +5296,20 @@
               <w:t xml:space="preserve">MA4-ARE-C-01</w:t>
             </w:r>
           </w:p>
+          <w:p>
+            <w:pPr>
+              <w:spacing w:before="20" w:after="0"/>
+            </w:pPr>
+            <w:r>
+              <w:rPr>
+                <w:color w:val="444444"/>
+                <w:sz w:val="13"/>
+                <w:szCs w:val="13"/>
+                <w:rFonts w:ascii="Arial" w:cs="Arial" w:eastAsia="Arial" w:hAnsi="Arial"/>
+              </w:rPr>
+              <w:t xml:space="preserve">Stage 4 (group A)</w:t>
+            </w:r>
+          </w:p>
         </w:tc>
         <w:tc>
           <w:tcPr>
@@ -5383,6 +5537,20 @@
                 <w:rFonts w:ascii="Arial" w:cs="Arial" w:eastAsia="Arial" w:hAnsi="Arial"/>
               </w:rPr>
               <w:t xml:space="preserve">MA4-ARE-C-01</w:t>
+            </w:r>
+          </w:p>
+          <w:p>
+            <w:pPr>
+              <w:spacing w:before="20" w:after="0"/>
+            </w:pPr>
+            <w:r>
+              <w:rPr>
+                <w:color w:val="444444"/>
+                <w:sz w:val="13"/>
+                <w:szCs w:val="13"/>
+                <w:rFonts w:ascii="Arial" w:cs="Arial" w:eastAsia="Arial" w:hAnsi="Arial"/>
+              </w:rPr>
+              <w:t xml:space="preserve">Stage 4 (group A)</w:t>
             </w:r>
           </w:p>
         </w:tc>
@@ -18543,7 +18711,7 @@
             <w:pPr>
               <w:spacing w:before="0" w:after="0"/>
             </w:pPr>
-            <w:hyperlink w:history="1" r:id="rIdeb5vhf43pwrrwrm0y8p-f">
+            <w:hyperlink w:history="1" r:id="rIdqluq84whfu1t-nakdq-zf">
               <w:r>
                 <w:rPr>
                   <w:u w:val="single"/>
@@ -18660,7 +18828,7 @@
             <w:pPr>
               <w:spacing w:before="0" w:after="0"/>
             </w:pPr>
-            <w:hyperlink w:history="1" r:id="rIdl0pbmkd4mv6phlo4trrpl">
+            <w:hyperlink w:history="1" r:id="rIdsd0q3rwmq1mcoy7ulnymo">
               <w:r>
                 <w:rPr>
                   <w:u w:val="single"/>
@@ -18777,7 +18945,7 @@
             <w:pPr>
               <w:spacing w:before="0" w:after="0"/>
             </w:pPr>
-            <w:hyperlink w:history="1" r:id="rIde9d-h3jtkmixg9ibgwv2u">
+            <w:hyperlink w:history="1" r:id="rIdcufdqgzc_jlteld3lybgb">
               <w:r>
                 <w:rPr>
                   <w:u w:val="single"/>
@@ -18894,7 +19062,7 @@
             <w:pPr>
               <w:spacing w:before="0" w:after="0"/>
             </w:pPr>
-            <w:hyperlink w:history="1" r:id="rIdtj3g_iicek0pjp85ykpt3">
+            <w:hyperlink w:history="1" r:id="rId4mpi9d9etkniyoscvv9os">
               <w:r>
                 <w:rPr>
                   <w:u w:val="single"/>
@@ -19051,7 +19219,7 @@
             <w:pPr>
               <w:spacing w:before="0" w:after="0"/>
             </w:pPr>
-            <w:hyperlink w:history="1" r:id="rId-f7nkdej29i-2mvwljni4">
+            <w:hyperlink w:history="1" r:id="rIdkxftpwwtnqn5rlis1bzfh">
               <w:r>
                 <w:rPr>
                   <w:u w:val="single"/>
@@ -19168,7 +19336,7 @@
             <w:pPr>
               <w:spacing w:before="0" w:after="0"/>
             </w:pPr>
-            <w:hyperlink w:history="1" r:id="rIdo0jpryunzidnxjjk2cmct">
+            <w:hyperlink w:history="1" r:id="rIdg975nz48k8ukti1vr08yw">
               <w:r>
                 <w:rPr>
                   <w:u w:val="single"/>
@@ -19285,7 +19453,7 @@
             <w:pPr>
               <w:spacing w:before="0" w:after="0"/>
             </w:pPr>
-            <w:hyperlink w:history="1" r:id="rId9he8kh1wsrmlevwosbsu0">
+            <w:hyperlink w:history="1" r:id="rIdajrh6aks-partunwosaau">
               <w:r>
                 <w:rPr>
                   <w:u w:val="single"/>
@@ -19442,7 +19610,7 @@
             <w:pPr>
               <w:spacing w:before="0" w:after="0"/>
             </w:pPr>
-            <w:hyperlink w:history="1" r:id="rIdvvjs0tgckrd3ohn3djbfa">
+            <w:hyperlink w:history="1" r:id="rIdtxdywqnbd7qhmduq4spse">
               <w:r>
                 <w:rPr>
                   <w:u w:val="single"/>
@@ -19559,7 +19727,7 @@
             <w:pPr>
               <w:spacing w:before="0" w:after="0"/>
             </w:pPr>
-            <w:hyperlink w:history="1" r:id="rId2-p_wvuqtha2yzec1nfgl">
+            <w:hyperlink w:history="1" r:id="rIdom55ubu1iovyatlbq6mah">
               <w:r>
                 <w:rPr>
                   <w:u w:val="single"/>
@@ -19676,7 +19844,7 @@
             <w:pPr>
               <w:spacing w:before="0" w:after="0"/>
             </w:pPr>
-            <w:hyperlink w:history="1" r:id="rId2xp78zwjqp6s3wf17t0m_">
+            <w:hyperlink w:history="1" r:id="rId_41hiifwna5sng_ese8l1">
               <w:r>
                 <w:rPr>
                   <w:u w:val="single"/>
@@ -19793,7 +19961,7 @@
             <w:pPr>
               <w:spacing w:before="0" w:after="0"/>
             </w:pPr>
-            <w:hyperlink w:history="1" r:id="rId2ngiawv7lsgeg91rht5r4">
+            <w:hyperlink w:history="1" r:id="rIdqv7un8aolxmeqqna_lf07">
               <w:r>
                 <w:rPr>
                   <w:u w:val="single"/>
@@ -19950,7 +20118,7 @@
             <w:pPr>
               <w:spacing w:before="0" w:after="0"/>
             </w:pPr>
-            <w:hyperlink w:history="1" r:id="rId3_3hs37_ehqsaaunfdfxq">
+            <w:hyperlink w:history="1" r:id="rId27q2nejoqzihhlsrjuo_e">
               <w:r>
                 <w:rPr>
                   <w:u w:val="single"/>
@@ -20067,7 +20235,7 @@
             <w:pPr>
               <w:spacing w:before="0" w:after="0"/>
             </w:pPr>
-            <w:hyperlink w:history="1" r:id="rIdtuvj_zt-kdcabjxeb-7ti">
+            <w:hyperlink w:history="1" r:id="rId6yfv7suf5nec5tvpo8vla">
               <w:r>
                 <w:rPr>
                   <w:u w:val="single"/>
@@ -20184,7 +20352,7 @@
             <w:pPr>
               <w:spacing w:before="0" w:after="0"/>
             </w:pPr>
-            <w:hyperlink w:history="1" r:id="rIdakyptvzpto-bhclf9xgwd">
+            <w:hyperlink w:history="1" r:id="rIdbfyd8olivutfkmkifmwhi">
               <w:r>
                 <w:rPr>
                   <w:u w:val="single"/>
@@ -20341,7 +20509,7 @@
             <w:pPr>
               <w:spacing w:before="0" w:after="0"/>
             </w:pPr>
-            <w:hyperlink w:history="1" r:id="rIdo-b4vxcsrgxb_0gquw945">
+            <w:hyperlink w:history="1" r:id="rIdpnhukt7ouiisjvumwxkm2">
               <w:r>
                 <w:rPr>
                   <w:u w:val="single"/>
@@ -20458,7 +20626,7 @@
             <w:pPr>
               <w:spacing w:before="0" w:after="0"/>
             </w:pPr>
-            <w:hyperlink w:history="1" r:id="rId4btfvnxsyn1biw1qvcs38">
+            <w:hyperlink w:history="1" r:id="rIdq3p26gekrhhduufxtzwxh">
               <w:r>
                 <w:rPr>
                   <w:u w:val="single"/>
@@ -20575,7 +20743,7 @@
             <w:pPr>
               <w:spacing w:before="0" w:after="0"/>
             </w:pPr>
-            <w:hyperlink w:history="1" r:id="rIdoq0s_plujct3ncdrlacje">
+            <w:hyperlink w:history="1" r:id="rIdca_pi5wgv_z-y_rngn24l">
               <w:r>
                 <w:rPr>
                   <w:u w:val="single"/>
@@ -20732,7 +20900,7 @@
             <w:pPr>
               <w:spacing w:before="0" w:after="0"/>
             </w:pPr>
-            <w:hyperlink w:history="1" r:id="rIdxomvufmckmtabudxd_c6e">
+            <w:hyperlink w:history="1" r:id="rIdgpimncheixydrpkghabn7">
               <w:r>
                 <w:rPr>
                   <w:u w:val="single"/>
@@ -20849,7 +21017,7 @@
             <w:pPr>
               <w:spacing w:before="0" w:after="0"/>
             </w:pPr>
-            <w:hyperlink w:history="1" r:id="rIdbhxwpaiegmj1wul6jr4j_">
+            <w:hyperlink w:history="1" r:id="rIdajk-0r20fevcbmgf6vbj_">
               <w:r>
                 <w:rPr>
                   <w:u w:val="single"/>
@@ -20966,7 +21134,7 @@
             <w:pPr>
               <w:spacing w:before="0" w:after="0"/>
             </w:pPr>
-            <w:hyperlink w:history="1" r:id="rId1zz5jzzchlk7eceh7gtjd">
+            <w:hyperlink w:history="1" r:id="rIdjrjtiic500vdnnzvucuag">
               <w:r>
                 <w:rPr>
                   <w:u w:val="single"/>
@@ -21083,7 +21251,7 @@
             <w:pPr>
               <w:spacing w:before="0" w:after="0"/>
             </w:pPr>
-            <w:hyperlink w:history="1" r:id="rId5jg0otxvilanbds2sxvyw">
+            <w:hyperlink w:history="1" r:id="rId4rb8ghpsdtgwr-wpz-c-z">
               <w:r>
                 <w:rPr>
                   <w:u w:val="single"/>
@@ -21240,7 +21408,7 @@
             <w:pPr>
               <w:spacing w:before="0" w:after="0"/>
             </w:pPr>
-            <w:hyperlink w:history="1" r:id="rId3qs5c_vtx08yple2nlgfl">
+            <w:hyperlink w:history="1" r:id="rIdeodqb1pfrpbl4ootmflry">
               <w:r>
                 <w:rPr>
                   <w:u w:val="single"/>
@@ -21357,7 +21525,7 @@
             <w:pPr>
               <w:spacing w:before="0" w:after="0"/>
             </w:pPr>
-            <w:hyperlink w:history="1" r:id="rIdd74k4xwg5qhp-uqyljmoq">
+            <w:hyperlink w:history="1" r:id="rIdo05k58kuttieilqmiaihu">
               <w:r>
                 <w:rPr>
                   <w:u w:val="single"/>
@@ -21474,7 +21642,7 @@
             <w:pPr>
               <w:spacing w:before="0" w:after="0"/>
             </w:pPr>
-            <w:hyperlink w:history="1" r:id="rIdh3ig3fmfynpdn-vmcpdkp">
+            <w:hyperlink w:history="1" r:id="rIdclbv8qskhl_t_rx1wxiv7">
               <w:r>
                 <w:rPr>
                   <w:u w:val="single"/>
@@ -21631,7 +21799,7 @@
             <w:pPr>
               <w:spacing w:before="0" w:after="0"/>
             </w:pPr>
-            <w:hyperlink w:history="1" r:id="rId3adwu6mzri7n2qtyez2gr">
+            <w:hyperlink w:history="1" r:id="rIdqnrhx2sqtcikpqsgs8hf_">
               <w:r>
                 <w:rPr>
                   <w:u w:val="single"/>
@@ -21748,7 +21916,7 @@
             <w:pPr>
               <w:spacing w:before="0" w:after="0"/>
             </w:pPr>
-            <w:hyperlink w:history="1" r:id="rIdypjvwkosqkcn6j_rpdlgx">
+            <w:hyperlink w:history="1" r:id="rIdtdhdny4yrv4h6stwc2h1c">
               <w:r>
                 <w:rPr>
                   <w:u w:val="single"/>
@@ -21865,7 +22033,7 @@
             <w:pPr>
               <w:spacing w:before="0" w:after="0"/>
             </w:pPr>
-            <w:hyperlink w:history="1" r:id="rIdpeb1upe68_efxacbkvwpl">
+            <w:hyperlink w:history="1" r:id="rIdc2v2ttph-wyk4iwdlrjj1">
               <w:r>
                 <w:rPr>
                   <w:u w:val="single"/>
@@ -22022,7 +22190,7 @@
             <w:pPr>
               <w:spacing w:before="0" w:after="0"/>
             </w:pPr>
-            <w:hyperlink w:history="1" r:id="rIdu0iwz6x4jaslda_zbtmjz">
+            <w:hyperlink w:history="1" r:id="rId99kel2pyqazrankltwdat">
               <w:r>
                 <w:rPr>
                   <w:u w:val="single"/>
@@ -22139,7 +22307,7 @@
             <w:pPr>
               <w:spacing w:before="0" w:after="0"/>
             </w:pPr>
-            <w:hyperlink w:history="1" r:id="rIdj-gl81fgacgny8tfzskq0">
+            <w:hyperlink w:history="1" r:id="rIdpfhmfphxys2kqpj02cdln">
               <w:r>
                 <w:rPr>
                   <w:u w:val="single"/>
@@ -22256,7 +22424,7 @@
             <w:pPr>
               <w:spacing w:before="0" w:after="0"/>
             </w:pPr>
-            <w:hyperlink w:history="1" r:id="rIdbr75j9dhh6he7wgz-c2ph">
+            <w:hyperlink w:history="1" r:id="rIde9bdn6s4ig6khq7uc5fj1">
               <w:r>
                 <w:rPr>
                   <w:u w:val="single"/>
@@ -22413,7 +22581,7 @@
             <w:pPr>
               <w:spacing w:before="0" w:after="0"/>
             </w:pPr>
-            <w:hyperlink w:history="1" r:id="rIdsias5yliwgeb9i7igq3as">
+            <w:hyperlink w:history="1" r:id="rId_4ajj3x5g7djb2av8igqq">
               <w:r>
                 <w:rPr>
                   <w:u w:val="single"/>
@@ -22530,7 +22698,7 @@
             <w:pPr>
               <w:spacing w:before="0" w:after="0"/>
             </w:pPr>
-            <w:hyperlink w:history="1" r:id="rId3wivgt2kukqg_dozpn5q8">
+            <w:hyperlink w:history="1" r:id="rIdmf3y25hw-qy1ixpbz5jfp">
               <w:r>
                 <w:rPr>
                   <w:u w:val="single"/>
@@ -22647,7 +22815,7 @@
             <w:pPr>
               <w:spacing w:before="0" w:after="0"/>
             </w:pPr>
-            <w:hyperlink w:history="1" r:id="rIdmfxgwx2j1pavpngpowk9x">
+            <w:hyperlink w:history="1" r:id="rIdyhi1c52-3hks-ht1vbmom">
               <w:r>
                 <w:rPr>
                   <w:u w:val="single"/>
@@ -22764,7 +22932,7 @@
             <w:pPr>
               <w:spacing w:before="0" w:after="0"/>
             </w:pPr>
-            <w:hyperlink w:history="1" r:id="rIdmxpi85ot33q33fdtzp0od">
+            <w:hyperlink w:history="1" r:id="rId22gacxmdwehaycxyib7i3">
               <w:r>
                 <w:rPr>
                   <w:u w:val="single"/>
@@ -22921,7 +23089,7 @@
             <w:pPr>
               <w:spacing w:before="0" w:after="0"/>
             </w:pPr>
-            <w:hyperlink w:history="1" r:id="rIdke3jb6ivs3rdzeudlrbhf">
+            <w:hyperlink w:history="1" r:id="rIddcfbxg9n7omum3nupd8mk">
               <w:r>
                 <w:rPr>
                   <w:u w:val="single"/>
@@ -23038,7 +23206,7 @@
             <w:pPr>
               <w:spacing w:before="0" w:after="0"/>
             </w:pPr>
-            <w:hyperlink w:history="1" r:id="rIdmladznki0vonku5zn2hck">
+            <w:hyperlink w:history="1" r:id="rIdxxdftb1zhc1gavy8_vpc3">
               <w:r>
                 <w:rPr>
                   <w:u w:val="single"/>
@@ -23155,7 +23323,7 @@
             <w:pPr>
               <w:spacing w:before="0" w:after="0"/>
             </w:pPr>
-            <w:hyperlink w:history="1" r:id="rIdcaddgomhomvcbyjc9ar25">
+            <w:hyperlink w:history="1" r:id="rIde4fgx1tncismuabrgqaaa">
               <w:r>
                 <w:rPr>
                   <w:u w:val="single"/>
@@ -23312,7 +23480,7 @@
             <w:pPr>
               <w:spacing w:before="0" w:after="0"/>
             </w:pPr>
-            <w:hyperlink w:history="1" r:id="rId9wzuwyv_0sfgi08bruvya">
+            <w:hyperlink w:history="1" r:id="rIdgd3udhdcv82eejdjhccdi">
               <w:r>
                 <w:rPr>
                   <w:u w:val="single"/>
@@ -23429,7 +23597,7 @@
             <w:pPr>
               <w:spacing w:before="0" w:after="0"/>
             </w:pPr>
-            <w:hyperlink w:history="1" r:id="rIdygw5uvpllp6et_5usvloi">
+            <w:hyperlink w:history="1" r:id="rId-aqjdgnbjpi7lacehb52o">
               <w:r>
                 <w:rPr>
                   <w:u w:val="single"/>
@@ -23546,7 +23714,7 @@
             <w:pPr>
               <w:spacing w:before="0" w:after="0"/>
             </w:pPr>
-            <w:hyperlink w:history="1" r:id="rIdakf3okkmvb5elcdravrng">
+            <w:hyperlink w:history="1" r:id="rIdi7bi4pxt2fnbthco87t8_">
               <w:r>
                 <w:rPr>
                   <w:u w:val="single"/>
@@ -23663,7 +23831,7 @@
             <w:pPr>
               <w:spacing w:before="0" w:after="0"/>
             </w:pPr>
-            <w:hyperlink w:history="1" r:id="rIdi7cfatwi2bt4vpydiy-wx">
+            <w:hyperlink w:history="1" r:id="rIdv995bkirgrhqqkbrebwit">
               <w:r>
                 <w:rPr>
                   <w:u w:val="single"/>
@@ -23820,7 +23988,7 @@
             <w:pPr>
               <w:spacing w:before="0" w:after="0"/>
             </w:pPr>
-            <w:hyperlink w:history="1" r:id="rId8xgxbb0wa_lbdjnpm3-xn">
+            <w:hyperlink w:history="1" r:id="rIdxjqx3wclr5zxmsl6kvmma">
               <w:r>
                 <w:rPr>
                   <w:u w:val="single"/>
@@ -23937,7 +24105,7 @@
             <w:pPr>
               <w:spacing w:before="0" w:after="0"/>
             </w:pPr>
-            <w:hyperlink w:history="1" r:id="rIdeneuz0nz_8edcgxml2rl-">
+            <w:hyperlink w:history="1" r:id="rIdsl2gmg4rgiujc2pwvc4lv">
               <w:r>
                 <w:rPr>
                   <w:u w:val="single"/>
@@ -24054,7 +24222,7 @@
             <w:pPr>
               <w:spacing w:before="0" w:after="0"/>
             </w:pPr>
-            <w:hyperlink w:history="1" r:id="rIdj0y_2jhgbst8ivgywrcey">
+            <w:hyperlink w:history="1" r:id="rIdk-hajegetomuh9r_izaro">
               <w:r>
                 <w:rPr>
                   <w:u w:val="single"/>
@@ -24171,7 +24339,7 @@
             <w:pPr>
               <w:spacing w:before="0" w:after="0"/>
             </w:pPr>
-            <w:hyperlink w:history="1" r:id="rIdoc0uimbmgrhwd6me3ac1x">
+            <w:hyperlink w:history="1" r:id="rIdselarvbg8lvmigaq3b3at">
               <w:r>
                 <w:rPr>
                   <w:u w:val="single"/>
@@ -24288,7 +24456,7 @@
             <w:pPr>
               <w:spacing w:before="0" w:after="0"/>
             </w:pPr>
-            <w:hyperlink w:history="1" r:id="rIdlpebvztt0qykyyptcysix">
+            <w:hyperlink w:history="1" r:id="rIdqbl3gjjdkq79oytlej36h">
               <w:r>
                 <w:rPr>
                   <w:u w:val="single"/>
@@ -24405,7 +24573,7 @@
             <w:pPr>
               <w:spacing w:before="0" w:after="0"/>
             </w:pPr>
-            <w:hyperlink w:history="1" r:id="rIdiydmuv8fy1ty6m8edu0aq">
+            <w:hyperlink w:history="1" r:id="rIdx5a2rbtjsvf8-ublfcqel">
               <w:r>
                 <w:rPr>
                   <w:u w:val="single"/>
@@ -24522,7 +24690,7 @@
             <w:pPr>
               <w:spacing w:before="0" w:after="0"/>
             </w:pPr>
-            <w:hyperlink w:history="1" r:id="rIdlb4_vcd2x4kvw5ubqdoej">
+            <w:hyperlink w:history="1" r:id="rIdhwffudugidyapgyvu4k5x">
               <w:r>
                 <w:rPr>
                   <w:u w:val="single"/>
@@ -24639,7 +24807,7 @@
             <w:pPr>
               <w:spacing w:before="0" w:after="0"/>
             </w:pPr>
-            <w:hyperlink w:history="1" r:id="rIdlpqvgwtqr_yisxptazzgg">
+            <w:hyperlink w:history="1" r:id="rIdldfjsaxcnuyocz4bdhcob">
               <w:r>
                 <w:rPr>
                   <w:u w:val="single"/>
@@ -24756,7 +24924,7 @@
             <w:pPr>
               <w:spacing w:before="0" w:after="0"/>
             </w:pPr>
-            <w:hyperlink w:history="1" r:id="rIdtyrkjqjyghv1clxpesxsl">
+            <w:hyperlink w:history="1" r:id="rIda7uk1af6uhjlvjgnc7jny">
               <w:r>
                 <w:rPr>
                   <w:u w:val="single"/>
@@ -24873,7 +25041,7 @@
             <w:pPr>
               <w:spacing w:before="0" w:after="0"/>
             </w:pPr>
-            <w:hyperlink w:history="1" r:id="rIdfgebztpag2nexmxmvrmhp">
+            <w:hyperlink w:history="1" r:id="rIdqoggu0zn8ijwo7mx8qhda">
               <w:r>
                 <w:rPr>
                   <w:u w:val="single"/>
@@ -24948,7 +25116,7 @@
         </w:rPr>
         <w:t xml:space="preserve">Corbettmaths — Symmetry (PDF)  --  </w:t>
       </w:r>
-      <w:hyperlink w:history="1" r:id="rIdfvxrrnvsocjvxcmflt0rp">
+      <w:hyperlink w:history="1" r:id="rIdk2bzfft1qty0iepi9gnh0">
         <w:r>
           <w:rPr>
             <w:u w:val="single"/>
@@ -24982,7 +25150,7 @@
         </w:rPr>
         <w:t xml:space="preserve">Corbettmaths — Translations (PDF)  --  </w:t>
       </w:r>
-      <w:hyperlink w:history="1" r:id="rIdlwzu-vkxf-hqspibzny3t">
+      <w:hyperlink w:history="1" r:id="rId-lcypwyyahqbqe4yidwwy">
         <w:r>
           <w:rPr>
             <w:u w:val="single"/>
@@ -25016,7 +25184,7 @@
         </w:rPr>
         <w:t xml:space="preserve">Corbettmaths — Reflections (PDF)  --  </w:t>
       </w:r>
-      <w:hyperlink w:history="1" r:id="rIdg6av1vu4kn343x5hgbzoc">
+      <w:hyperlink w:history="1" r:id="rIdnr5ao2dxnpspj33zek_zi">
         <w:r>
           <w:rPr>
             <w:u w:val="single"/>
@@ -25050,7 +25218,7 @@
         </w:rPr>
         <w:t xml:space="preserve">Corbettmaths — Factors (PDF)  --  </w:t>
       </w:r>
-      <w:hyperlink w:history="1" r:id="rId1p3co_p3eyiand9hrzqse">
+      <w:hyperlink w:history="1" r:id="rIdpog2_heckcafic8ooyurq">
         <w:r>
           <w:rPr>
             <w:u w:val="single"/>
@@ -25084,7 +25252,7 @@
         </w:rPr>
         <w:t xml:space="preserve">Corbettmaths — Rotations (PDF)  --  </w:t>
       </w:r>
-      <w:hyperlink w:history="1" r:id="rIdn-skyfx3vvbbtqty2o2xu">
+      <w:hyperlink w:history="1" r:id="rIdtzrub0os-8hjwjjel17j7">
         <w:r>
           <w:rPr>
             <w:u w:val="single"/>
@@ -25118,7 +25286,7 @@
         </w:rPr>
         <w:t xml:space="preserve">Corbettmaths — Area of an L-Shape (PDF)  --  </w:t>
       </w:r>
-      <w:hyperlink w:history="1" r:id="rId6hdwlgenk8_1hf-lt87_x">
+      <w:hyperlink w:history="1" r:id="rIdkmkevuqlporb4ulbrua-w">
         <w:r>
           <w:rPr>
             <w:u w:val="single"/>
@@ -25152,7 +25320,7 @@
         </w:rPr>
         <w:t xml:space="preserve">Corbettmaths — Area of Compound Shapes (PDF)  --  </w:t>
       </w:r>
-      <w:hyperlink w:history="1" r:id="rIduh8obndcnlbhqqre2r4tz">
+      <w:hyperlink w:history="1" r:id="rId_mukqeuo-zqxnmkkto4lb">
         <w:r>
           <w:rPr>
             <w:u w:val="single"/>
@@ -25186,7 +25354,7 @@
         </w:rPr>
         <w:t xml:space="preserve">Corbettmaths — Area of a Parallelogram (PDF)  --  </w:t>
       </w:r>
-      <w:hyperlink w:history="1" r:id="rIdbk2h8fxystecwx1gdkeyp">
+      <w:hyperlink w:history="1" r:id="rIduqv7kwxq6hx5fvi6t7pu1">
         <w:r>
           <w:rPr>
             <w:u w:val="single"/>
@@ -25220,7 +25388,7 @@
         </w:rPr>
         <w:t xml:space="preserve">Corbettmaths — Area of a Triangle (PDF)  --  </w:t>
       </w:r>
-      <w:hyperlink w:history="1" r:id="rIdfslu0imz8lvpxywzoemwj">
+      <w:hyperlink w:history="1" r:id="rId5q-nsffr5gqppxvqmpy-i">
         <w:r>
           <w:rPr>
             <w:u w:val="single"/>
@@ -25254,7 +25422,7 @@
         </w:rPr>
         <w:t xml:space="preserve">Corbettmaths — Area of a Rectangle (PDF)  --  </w:t>
       </w:r>
-      <w:hyperlink w:history="1" r:id="rIdije0qbba2masxdfgns7xn">
+      <w:hyperlink w:history="1" r:id="rIdbl7nve2f-5f409dhjo7wc">
         <w:r>
           <w:rPr>
             <w:u w:val="single"/>
